--- a/speechs/SPEECH ALDEAS INFANTILES.docx
+++ b/speechs/SPEECH ALDEAS INFANTILES.docx
@@ -1116,7 +1116,7 @@
           <w:b/>
           <w:bCs/>
         </w:rPr>
-        <w:t>¿Te animas a formar parte de ella y hacerte socio o socia de Aldeas?</w:t>
+        <w:t xml:space="preserve">¿Te animas a hacerte socio de Aldeas?</w:t>
       </w:r>
     </w:p>
     <w:p>

--- a/speechs/SPEECH ALDEAS INFANTILES.docx
+++ b/speechs/SPEECH ALDEAS INFANTILES.docx
@@ -969,24 +969,6 @@
           <w:iCs/>
         </w:rPr>
         <w:t>(Pausa y entra en el cierre.)</w:t>
-      </w:r>
-    </w:p>
-    <w:p>
-      <w:r>
-        <w:rPr>
-          <w:b/>
-          <w:bCs/>
-        </w:rPr>
-        <w:t>Si plantea una objeción:</w:t>
-      </w:r>
-    </w:p>
-    <w:p>
-      <w:r>
-        <w:rPr>
-          <w:i/>
-          <w:iCs/>
-        </w:rPr>
-        <w:t xml:space="preserve">(Primero escucha qué hay realmente detrás. No respondas hasta entenderla.)</w:t>
       </w:r>
     </w:p>
     <w:p>

--- a/speechs/SPEECH ALDEAS INFANTILES.docx
+++ b/speechs/SPEECH ALDEAS INFANTILES.docx
@@ -414,6 +414,18 @@
     </w:p>
     <w:p>
       <w:r>
+        <w:t xml:space="preserve">Y no se traslada sola: </w:t>
+      </w:r>
+      <w:r>
+        <w:rPr>
+          <w:b/>
+          <w:bCs/>
+        </w:rPr>
+        <w:t xml:space="preserve">su hermano pequeño va con ella.</w:t>
+      </w:r>
+    </w:p>
+    <w:p>
+      <w:r>
         <w:t>Es un cambio enorme.</w:t>
       </w:r>
     </w:p>
@@ -464,7 +476,7 @@
     </w:p>
     <w:p>
       <w:r>
-        <w:t>Y hay algo especialmente importante en la forma de trabajar de Aldeas que aún no te he contado:</w:t>
+        <w:t xml:space="preserve">Y eso que acabas de oír es una de las cosas más importantes de la forma de trabajar de Aldeas:</w:t>
       </w:r>
     </w:p>
     <w:p>
@@ -875,6 +887,18 @@
           <w:bCs/>
         </w:rPr>
         <w:t xml:space="preserve">En 2025 acompañó así a 1.141 jóvenes.</w:t>
+      </w:r>
+    </w:p>
+    <w:p>
+      <w:r>
+        <w:t xml:space="preserve">Hoy Lucía tiene veinte años, </w:t>
+      </w:r>
+      <w:r>
+        <w:rPr>
+          <w:b/>
+          <w:bCs/>
+        </w:rPr>
+        <w:t xml:space="preserve">estudia un ciclo de formación profesional y comparte piso.</w:t>
       </w:r>
     </w:p>
     <w:p>

--- a/speechs/SPEECH ALDEAS INFANTILES.docx
+++ b/speechs/SPEECH ALDEAS INFANTILES.docx
@@ -426,7 +426,7 @@
     </w:p>
     <w:p>
       <w:r>
-        <w:t>Es un cambio enorme.</w:t>
+        <w:t xml:space="preserve">Para Lucía, todo cambia de golpe.</w:t>
       </w:r>
     </w:p>
     <w:p>

--- a/speechs/SPEECH ALDEAS INFANTILES.docx
+++ b/speechs/SPEECH ALDEAS INFANTILES.docx
@@ -1085,7 +1085,7 @@
           <w:b/>
           <w:bCs/>
         </w:rPr>
-        <w:t xml:space="preserve">Y en España ya son casi 250.000.</w:t>
+        <w:t xml:space="preserve">Y en España ya son más de 300.000.</w:t>
       </w:r>
     </w:p>
     <w:p>

--- a/speechs/SPEECH ALDEAS INFANTILES.docx
+++ b/speechs/SPEECH ALDEAS INFANTILES.docx
@@ -785,7 +785,10 @@
           <w:b/>
           <w:bCs/>
         </w:rPr>
-        <w:t>5.822 chicos y chicas salieron del sistema de protección al cumplir 18 años en 2024.</w:t>
+        <w:t xml:space="preserve">el 40,9 % de quienes crecieron en el sistema de protección están hoy en riesgo de pobreza o exclusión social</w:t>
+      </w:r>
+      <w:r>
+        <w:t xml:space="preserve"> — cuando en el resto de la población es el 24,5 %.</w:t>
       </w:r>
     </w:p>
     <w:p>
